--- a/EMPOWER-CKM_Navigator_Introduction.docx
+++ b/EMPOWER-CKM_Navigator_Introduction.docx
@@ -31,12 +31,6 @@
         <w:gridCol w:w="9360"/>
       </w:tblGrid>
       <w:tr>
-        <w:tblPrEx>
-          <w:tblCellMar>
-            <w:top w:w="0" w:type="dxa"/>
-            <w:bottom w:w="0" w:type="dxa"/>
-          </w:tblCellMar>
-        </w:tblPrEx>
         <w:tc>
           <w:tcPr>
             <w:tcW w:w="9360" w:type="dxa"/>
@@ -74,7 +68,6 @@
               </w:rPr>
               <w:t xml:space="preserve">METROWEST MEDICAL </w:t>
             </w:r>
-            <w:proofErr w:type="gramStart"/>
             <w:r>
               <w:rPr>
                 <w:rFonts w:ascii="Helvetica Neue" w:eastAsia="Century Gothic" w:hAnsi="Helvetica Neue" w:cs="Century Gothic"/>
@@ -84,7 +77,7 @@
                 <w:sz w:val="16"/>
                 <w:szCs w:val="16"/>
               </w:rPr>
-              <w:t>CENTER</w:t>
+              <w:t>CENTER ·</w:t>
             </w:r>
             <w:r>
               <w:rPr>
@@ -95,9 +88,8 @@
                 <w:sz w:val="16"/>
                 <w:szCs w:val="16"/>
               </w:rPr>
-              <w:t xml:space="preserve">  ·</w:t>
-            </w:r>
-            <w:proofErr w:type="gramEnd"/>
+              <w:t xml:space="preserve"> QUALITY </w:t>
+            </w:r>
             <w:r>
               <w:rPr>
                 <w:rFonts w:ascii="Helvetica Neue" w:eastAsia="Century Gothic" w:hAnsi="Helvetica Neue" w:cs="Century Gothic"/>
@@ -107,9 +99,8 @@
                 <w:sz w:val="16"/>
                 <w:szCs w:val="16"/>
               </w:rPr>
-              <w:t xml:space="preserve">  QUALITY </w:t>
-            </w:r>
-            <w:proofErr w:type="gramStart"/>
+              <w:t>IMPROVEMENT ·</w:t>
+            </w:r>
             <w:r>
               <w:rPr>
                 <w:rFonts w:ascii="Helvetica Neue" w:eastAsia="Century Gothic" w:hAnsi="Helvetica Neue" w:cs="Century Gothic"/>
@@ -119,50 +110,25 @@
                 <w:sz w:val="16"/>
                 <w:szCs w:val="16"/>
               </w:rPr>
-              <w:t>IMPROVEMENT</w:t>
-            </w:r>
-            <w:r>
-              <w:rPr>
-                <w:rFonts w:ascii="Helvetica Neue" w:eastAsia="Century Gothic" w:hAnsi="Helvetica Neue" w:cs="Century Gothic"/>
-                <w:b/>
-                <w:bCs/>
+              <w:t xml:space="preserve"> FIRM B</w:t>
+            </w:r>
+          </w:p>
+          <w:p>
+            <w:pPr>
+              <w:jc w:val="center"/>
+              <w:rPr>
+                <w:rFonts w:ascii="Helvetica Neue Medium" w:hAnsi="Helvetica Neue Medium"/>
+              </w:rPr>
+            </w:pPr>
+            <w:r>
+              <w:rPr>
+                <w:rFonts w:ascii="Helvetica Neue Medium" w:eastAsia="Century Gothic" w:hAnsi="Helvetica Neue Medium" w:cs="Century Gothic"/>
                 <w:color w:val="FFFFFF"/>
-                <w:sz w:val="16"/>
-                <w:szCs w:val="16"/>
-              </w:rPr>
-              <w:t xml:space="preserve">  ·</w:t>
-            </w:r>
-            <w:proofErr w:type="gramEnd"/>
-            <w:r>
-              <w:rPr>
-                <w:rFonts w:ascii="Helvetica Neue" w:eastAsia="Century Gothic" w:hAnsi="Helvetica Neue" w:cs="Century Gothic"/>
-                <w:b/>
-                <w:bCs/>
-                <w:color w:val="FFFFFF"/>
-                <w:sz w:val="16"/>
-                <w:szCs w:val="16"/>
-              </w:rPr>
-              <w:t xml:space="preserve">  </w:t>
-            </w:r>
-            <w:r>
-              <w:rPr>
-                <w:rFonts w:ascii="Helvetica Neue" w:eastAsia="Century Gothic" w:hAnsi="Helvetica Neue" w:cs="Century Gothic"/>
-                <w:b/>
-                <w:bCs/>
-                <w:color w:val="FFFFFF"/>
-                <w:sz w:val="16"/>
-                <w:szCs w:val="16"/>
-              </w:rPr>
-              <w:t>FIRM B</w:t>
-            </w:r>
-          </w:p>
-          <w:p>
-            <w:pPr>
-              <w:jc w:val="center"/>
-              <w:rPr>
-                <w:rFonts w:ascii="Helvetica Neue" w:hAnsi="Helvetica Neue"/>
-              </w:rPr>
-            </w:pPr>
+                <w:sz w:val="88"/>
+                <w:szCs w:val="88"/>
+              </w:rPr>
+              <w:t>EMPOWER-</w:t>
+            </w:r>
             <w:r>
               <w:rPr>
                 <w:rFonts w:ascii="Helvetica Neue" w:eastAsia="Century Gothic" w:hAnsi="Helvetica Neue" w:cs="Century Gothic"/>
@@ -172,7 +138,7 @@
                 <w:sz w:val="88"/>
                 <w:szCs w:val="88"/>
               </w:rPr>
-              <w:t>EMPOWER-CKM</w:t>
+              <w:t>CKM</w:t>
             </w:r>
           </w:p>
           <w:p>
@@ -355,27 +321,7 @@
           <w:sz w:val="20"/>
           <w:szCs w:val="20"/>
         </w:rPr>
-        <w:t xml:space="preserve">  Lucca </w:t>
-      </w:r>
-      <w:proofErr w:type="spellStart"/>
-      <w:r>
-        <w:rPr>
-          <w:rFonts w:ascii="Helvetica Neue" w:eastAsia="Century Gothic" w:hAnsi="Helvetica Neue" w:cs="Century Gothic"/>
-          <w:color w:val="990000"/>
-          <w:sz w:val="20"/>
-          <w:szCs w:val="20"/>
-        </w:rPr>
-        <w:t>Gesteira</w:t>
-      </w:r>
-      <w:proofErr w:type="spellEnd"/>
-      <w:r>
-        <w:rPr>
-          <w:rFonts w:ascii="Helvetica Neue" w:eastAsia="Century Gothic" w:hAnsi="Helvetica Neue" w:cs="Century Gothic"/>
-          <w:color w:val="990000"/>
-          <w:sz w:val="20"/>
-          <w:szCs w:val="20"/>
-        </w:rPr>
-        <w:t xml:space="preserve">, </w:t>
+        <w:t xml:space="preserve">  Lucca Gesteira, </w:t>
       </w:r>
       <w:proofErr w:type="gramStart"/>
       <w:r>
@@ -502,12 +448,6 @@
         <w:gridCol w:w="9360"/>
       </w:tblGrid>
       <w:tr>
-        <w:tblPrEx>
-          <w:tblCellMar>
-            <w:top w:w="0" w:type="dxa"/>
-            <w:bottom w:w="0" w:type="dxa"/>
-          </w:tblCellMar>
-        </w:tblPrEx>
         <w:tc>
           <w:tcPr>
             <w:tcW w:w="9360" w:type="dxa"/>
@@ -600,7 +540,7 @@
           <w:sz w:val="16"/>
           <w:szCs w:val="16"/>
         </w:rPr>
-        <w:t xml:space="preserve">  Version Date: February 10, 2026</w:t>
+        <w:t xml:space="preserve">  Version Date: February 24, 2026</w:t>
       </w:r>
     </w:p>
     <w:p>
@@ -877,12 +817,6 @@
         <w:gridCol w:w="9360"/>
       </w:tblGrid>
       <w:tr>
-        <w:tblPrEx>
-          <w:tblCellMar>
-            <w:top w:w="0" w:type="dxa"/>
-            <w:bottom w:w="0" w:type="dxa"/>
-          </w:tblCellMar>
-        </w:tblPrEx>
         <w:tc>
           <w:tcPr>
             <w:tcW w:w="9360" w:type="dxa"/>
@@ -1059,13 +993,7 @@
                 <w:bCs/>
                 <w:color w:val="990000"/>
               </w:rPr>
-              <w:t xml:space="preserve">Study: </w:t>
-            </w:r>
-            <w:r>
-              <w:rPr>
-                <w:rFonts w:ascii="Helvetica Neue" w:hAnsi="Helvetica Neue"/>
-              </w:rPr>
-              <w:t>Prospective QI Pre-Post design, IRB-registered, 3-month intervention (January–April 2026)</w:t>
+              <w:t>Study: Prospective QI Pre-Post design, IRB-registered, 3-month intervention (March–June 2026)</w:t>
             </w:r>
           </w:p>
           <w:p>
@@ -1355,12 +1283,6 @@
         <w:gridCol w:w="9360"/>
       </w:tblGrid>
       <w:tr>
-        <w:tblPrEx>
-          <w:tblCellMar>
-            <w:top w:w="0" w:type="dxa"/>
-            <w:bottom w:w="0" w:type="dxa"/>
-          </w:tblCellMar>
-        </w:tblPrEx>
         <w:tc>
           <w:tcPr>
             <w:tcW w:w="9360" w:type="dxa"/>
@@ -1998,12 +1920,6 @@
         <w:gridCol w:w="9360"/>
       </w:tblGrid>
       <w:tr>
-        <w:tblPrEx>
-          <w:tblCellMar>
-            <w:top w:w="0" w:type="dxa"/>
-            <w:bottom w:w="0" w:type="dxa"/>
-          </w:tblCellMar>
-        </w:tblPrEx>
         <w:tc>
           <w:tcPr>
             <w:tcW w:w="9360" w:type="dxa"/>
@@ -2234,7 +2150,7 @@
         <w:rPr>
           <w:rFonts w:ascii="Helvetica Neue" w:hAnsi="Helvetica Neue"/>
         </w:rPr>
-        <w:t>To demonstrate a statistically and clinically meaningful improvement in resident physician-perceived confidence in educating patients about CKM health. Specifically, the primary endpoint is a ≥25% increase in mean self-reported confidence scores on a validated 5-point Likert scale across three clinical domains: (1) explaining the CKM connection to a patient; (2) counseling on the ADA Diabetes Plate Method; and (3) navigating language and health literacy barriers. The comparison is pre-intervention baseline (January 2026) versus post-intervention follow-up (April 2026).</w:t>
+        <w:t>To demonstrate a statistically and clinically meaningful improvement in resident physician-perceived confidence in educating patients about CKM health. Specifically, the primary endpoint is a ≥25% increase in mean self-reported confidence scores on a validated 5-point Likert scale across three clinical domains: (1) explaining the CKM connection to a patient; (2) counseling on the ADA Diabetes Plate Method; and (3) navigating language and health literacy barriers. The comparison is pre-intervention baseline (March 2026) versus post-intervention follow-up (June 2026).</w:t>
       </w:r>
     </w:p>
     <w:p>
@@ -2388,12 +2304,6 @@
         <w:gridCol w:w="5040"/>
       </w:tblGrid>
       <w:tr>
-        <w:tblPrEx>
-          <w:tblCellMar>
-            <w:top w:w="0" w:type="dxa"/>
-            <w:bottom w:w="0" w:type="dxa"/>
-          </w:tblCellMar>
-        </w:tblPrEx>
         <w:tc>
           <w:tcPr>
             <w:tcW w:w="2160" w:type="dxa"/>
@@ -2504,12 +2414,6 @@
         </w:tc>
       </w:tr>
       <w:tr>
-        <w:tblPrEx>
-          <w:tblCellMar>
-            <w:top w:w="0" w:type="dxa"/>
-            <w:bottom w:w="0" w:type="dxa"/>
-          </w:tblCellMar>
-        </w:tblPrEx>
         <w:tc>
           <w:tcPr>
             <w:tcW w:w="2160" w:type="dxa"/>
@@ -2662,12 +2566,6 @@
         </w:tc>
       </w:tr>
       <w:tr>
-        <w:tblPrEx>
-          <w:tblCellMar>
-            <w:top w:w="0" w:type="dxa"/>
-            <w:bottom w:w="0" w:type="dxa"/>
-          </w:tblCellMar>
-        </w:tblPrEx>
         <w:tc>
           <w:tcPr>
             <w:tcW w:w="2160" w:type="dxa"/>
@@ -2780,12 +2678,6 @@
         </w:tc>
       </w:tr>
       <w:tr>
-        <w:tblPrEx>
-          <w:tblCellMar>
-            <w:top w:w="0" w:type="dxa"/>
-            <w:bottom w:w="0" w:type="dxa"/>
-          </w:tblCellMar>
-        </w:tblPrEx>
         <w:tc>
           <w:tcPr>
             <w:tcW w:w="2160" w:type="dxa"/>
@@ -2987,12 +2879,6 @@
         <w:gridCol w:w="9360"/>
       </w:tblGrid>
       <w:tr>
-        <w:tblPrEx>
-          <w:tblCellMar>
-            <w:top w:w="0" w:type="dxa"/>
-            <w:bottom w:w="0" w:type="dxa"/>
-          </w:tblCellMar>
-        </w:tblPrEx>
         <w:tc>
           <w:tcPr>
             <w:tcW w:w="9360" w:type="dxa"/>
@@ -3204,12 +3090,6 @@
         <w:gridCol w:w="9360"/>
       </w:tblGrid>
       <w:tr>
-        <w:tblPrEx>
-          <w:tblCellMar>
-            <w:top w:w="0" w:type="dxa"/>
-            <w:bottom w:w="0" w:type="dxa"/>
-          </w:tblCellMar>
-        </w:tblPrEx>
         <w:tc>
           <w:tcPr>
             <w:tcW w:w="9360" w:type="dxa"/>
@@ -3380,25 +3260,7 @@
                 <w:sz w:val="21"/>
                 <w:szCs w:val="21"/>
               </w:rPr>
-              <w:t xml:space="preserve">In April 2026, the identical survey will be distributed again as the </w:t>
-            </w:r>
-            <w:proofErr w:type="gramStart"/>
-            <w:r>
-              <w:rPr>
-                <w:rFonts w:ascii="Helvetica Neue" w:hAnsi="Helvetica Neue"/>
-                <w:sz w:val="21"/>
-                <w:szCs w:val="21"/>
-              </w:rPr>
-              <w:t>Post-Intervention</w:t>
-            </w:r>
-            <w:proofErr w:type="gramEnd"/>
-            <w:r>
-              <w:rPr>
-                <w:rFonts w:ascii="Helvetica Neue" w:hAnsi="Helvetica Neue"/>
-                <w:sz w:val="21"/>
-                <w:szCs w:val="21"/>
-              </w:rPr>
-              <w:t xml:space="preserve"> instrument. The paired pre/post comparison constitutes our primary endpoint analysis. Both surveys are anonymous—there are no identifying fields, and responses are stored exclusively in a Google Drive folder accessible only to the co-investigators.</w:t>
+              <w:t>In June 2026, the identical survey will be distributed again as the Post-Intervention instrument. The paired pre/post comparison constitutes our primary endpoint analysis. Both surveys are anonymous—there are no identifying fields, and responses are stored exclusively in a Google Drive folder accessible only to the co-investigators.</w:t>
             </w:r>
           </w:p>
           <w:p>
@@ -3416,7 +3278,7 @@
                 <w:sz w:val="21"/>
                 <w:szCs w:val="21"/>
               </w:rPr>
-              <w:t xml:space="preserve">Post-Intervention Survey (April 2026):  </w:t>
+              <w:t xml:space="preserve">Post-Intervention Survey (June 2026):  </w:t>
             </w:r>
             <w:hyperlink r:id="rId9" w:history="1">
               <w:proofErr w:type="spellStart"/>
@@ -3477,12 +3339,6 @@
         <w:gridCol w:w="9360"/>
       </w:tblGrid>
       <w:tr>
-        <w:tblPrEx>
-          <w:tblCellMar>
-            <w:top w:w="0" w:type="dxa"/>
-            <w:bottom w:w="0" w:type="dxa"/>
-          </w:tblCellMar>
-        </w:tblPrEx>
         <w:tc>
           <w:tcPr>
             <w:tcW w:w="9360" w:type="dxa"/>
@@ -3852,12 +3708,6 @@
         <w:gridCol w:w="9360"/>
       </w:tblGrid>
       <w:tr>
-        <w:tblPrEx>
-          <w:tblCellMar>
-            <w:top w:w="0" w:type="dxa"/>
-            <w:bottom w:w="0" w:type="dxa"/>
-          </w:tblCellMar>
-        </w:tblPrEx>
         <w:tc>
           <w:tcPr>
             <w:tcW w:w="9360" w:type="dxa"/>
@@ -3911,13 +3761,7 @@
                 <w:bCs/>
                 <w:color w:val="990000"/>
               </w:rPr>
-              <w:t xml:space="preserve">Frontend: </w:t>
-            </w:r>
-            <w:r>
-              <w:rPr>
-                <w:rFonts w:ascii="Helvetica Neue" w:hAnsi="Helvetica Neue"/>
-              </w:rPr>
-              <w:t>Hardened Single-Page Application — Vanilla JS, CSS, HTML; no external frontend framework dependency</w:t>
+              <w:t>Frontend: Modular Controller SPA (v3.1.0) — ~9,200 lines across 20 files; 8 feature controllers; Vanilla JS, no external framework</w:t>
             </w:r>
           </w:p>
           <w:p>
@@ -3967,13 +3811,7 @@
                 <w:bCs/>
                 <w:color w:val="990000"/>
               </w:rPr>
-              <w:t xml:space="preserve">AI layer: </w:t>
-            </w:r>
-            <w:r>
-              <w:rPr>
-                <w:rFonts w:ascii="Helvetica Neue" w:hAnsi="Helvetica Neue"/>
-              </w:rPr>
-              <w:t>Hybrid BM25 keyword + semantic vector RAG engine feeding a Qwen-Flash LLM via secure proxy</w:t>
+              <w:t>AI layer: Hybrid RAG engine (BM25 + cosine-overlap + Reciprocal Rank Fusion) feeding Qwen-Flash-US LLM via secure proxy</w:t>
             </w:r>
           </w:p>
           <w:p>
@@ -4174,12 +4012,6 @@
         <w:gridCol w:w="6360"/>
       </w:tblGrid>
       <w:tr>
-        <w:tblPrEx>
-          <w:tblCellMar>
-            <w:top w:w="0" w:type="dxa"/>
-            <w:bottom w:w="0" w:type="dxa"/>
-          </w:tblCellMar>
-        </w:tblPrEx>
         <w:tc>
           <w:tcPr>
             <w:tcW w:w="3000" w:type="dxa"/>
@@ -4254,12 +4086,6 @@
         </w:tc>
       </w:tr>
       <w:tr>
-        <w:tblPrEx>
-          <w:tblCellMar>
-            <w:top w:w="0" w:type="dxa"/>
-            <w:bottom w:w="0" w:type="dxa"/>
-          </w:tblCellMar>
-        </w:tblPrEx>
         <w:tc>
           <w:tcPr>
             <w:tcW w:w="3000" w:type="dxa"/>
@@ -4331,12 +4157,6 @@
         </w:tc>
       </w:tr>
       <w:tr>
-        <w:tblPrEx>
-          <w:tblCellMar>
-            <w:top w:w="0" w:type="dxa"/>
-            <w:bottom w:w="0" w:type="dxa"/>
-          </w:tblCellMar>
-        </w:tblPrEx>
         <w:tc>
           <w:tcPr>
             <w:tcW w:w="3000" w:type="dxa"/>
@@ -4419,12 +4239,6 @@
         </w:tc>
       </w:tr>
       <w:tr>
-        <w:tblPrEx>
-          <w:tblCellMar>
-            <w:top w:w="0" w:type="dxa"/>
-            <w:bottom w:w="0" w:type="dxa"/>
-          </w:tblCellMar>
-        </w:tblPrEx>
         <w:tc>
           <w:tcPr>
             <w:tcW w:w="3000" w:type="dxa"/>
@@ -4507,12 +4321,6 @@
         </w:tc>
       </w:tr>
       <w:tr>
-        <w:tblPrEx>
-          <w:tblCellMar>
-            <w:top w:w="0" w:type="dxa"/>
-            <w:bottom w:w="0" w:type="dxa"/>
-          </w:tblCellMar>
-        </w:tblPrEx>
         <w:tc>
           <w:tcPr>
             <w:tcW w:w="3000" w:type="dxa"/>
@@ -4637,12 +4445,6 @@
         <w:gridCol w:w="3720"/>
       </w:tblGrid>
       <w:tr>
-        <w:tblPrEx>
-          <w:tblCellMar>
-            <w:top w:w="0" w:type="dxa"/>
-            <w:bottom w:w="0" w:type="dxa"/>
-          </w:tblCellMar>
-        </w:tblPrEx>
         <w:tc>
           <w:tcPr>
             <w:tcW w:w="3120" w:type="dxa"/>
@@ -4753,12 +4555,6 @@
         </w:tc>
       </w:tr>
       <w:tr>
-        <w:tblPrEx>
-          <w:tblCellMar>
-            <w:top w:w="0" w:type="dxa"/>
-            <w:bottom w:w="0" w:type="dxa"/>
-          </w:tblCellMar>
-        </w:tblPrEx>
         <w:tc>
           <w:tcPr>
             <w:tcW w:w="3120" w:type="dxa"/>
@@ -4857,18 +4653,12 @@
                 <w:sz w:val="20"/>
                 <w:szCs w:val="20"/>
               </w:rPr>
-              <w:t>Firm Leader</w:t>
+              <w:t>Clinical Lead / Firm Leader</w:t>
             </w:r>
           </w:p>
         </w:tc>
       </w:tr>
       <w:tr>
-        <w:tblPrEx>
-          <w:tblCellMar>
-            <w:top w:w="0" w:type="dxa"/>
-            <w:bottom w:w="0" w:type="dxa"/>
-          </w:tblCellMar>
-        </w:tblPrEx>
         <w:tc>
           <w:tcPr>
             <w:tcW w:w="3120" w:type="dxa"/>
@@ -4997,12 +4787,6 @@
         </w:tc>
       </w:tr>
       <w:tr>
-        <w:tblPrEx>
-          <w:tblCellMar>
-            <w:top w:w="0" w:type="dxa"/>
-            <w:bottom w:w="0" w:type="dxa"/>
-          </w:tblCellMar>
-        </w:tblPrEx>
         <w:tc>
           <w:tcPr>
             <w:tcW w:w="3120" w:type="dxa"/>
@@ -5107,12 +4891,6 @@
         </w:tc>
       </w:tr>
       <w:tr>
-        <w:tblPrEx>
-          <w:tblCellMar>
-            <w:top w:w="0" w:type="dxa"/>
-            <w:bottom w:w="0" w:type="dxa"/>
-          </w:tblCellMar>
-        </w:tblPrEx>
         <w:tc>
           <w:tcPr>
             <w:tcW w:w="3120" w:type="dxa"/>
@@ -5217,12 +4995,6 @@
         </w:tc>
       </w:tr>
       <w:tr>
-        <w:tblPrEx>
-          <w:tblCellMar>
-            <w:top w:w="0" w:type="dxa"/>
-            <w:bottom w:w="0" w:type="dxa"/>
-          </w:tblCellMar>
-        </w:tblPrEx>
         <w:tc>
           <w:tcPr>
             <w:tcW w:w="3120" w:type="dxa"/>
@@ -5255,31 +5027,7 @@
                 <w:sz w:val="20"/>
                 <w:szCs w:val="20"/>
               </w:rPr>
-              <w:t xml:space="preserve">Lucca </w:t>
-            </w:r>
-            <w:proofErr w:type="spellStart"/>
-            <w:r>
-              <w:rPr>
-                <w:rFonts w:ascii="Helvetica Neue" w:eastAsia="Century Gothic" w:hAnsi="Helvetica Neue" w:cs="Century Gothic"/>
-                <w:b/>
-                <w:bCs/>
-                <w:color w:val="990000"/>
-                <w:sz w:val="20"/>
-                <w:szCs w:val="20"/>
-              </w:rPr>
-              <w:t>Gesteira</w:t>
-            </w:r>
-            <w:proofErr w:type="spellEnd"/>
-            <w:r>
-              <w:rPr>
-                <w:rFonts w:ascii="Helvetica Neue" w:eastAsia="Century Gothic" w:hAnsi="Helvetica Neue" w:cs="Century Gothic"/>
-                <w:b/>
-                <w:bCs/>
-                <w:color w:val="990000"/>
-                <w:sz w:val="20"/>
-                <w:szCs w:val="20"/>
-              </w:rPr>
-              <w:t>, MD</w:t>
+              <w:t>Lucca Gesteira, MD</w:t>
             </w:r>
           </w:p>
         </w:tc>
@@ -5351,12 +5099,6 @@
         </w:tc>
       </w:tr>
       <w:tr>
-        <w:tblPrEx>
-          <w:tblCellMar>
-            <w:top w:w="0" w:type="dxa"/>
-            <w:bottom w:w="0" w:type="dxa"/>
-          </w:tblCellMar>
-        </w:tblPrEx>
         <w:tc>
           <w:tcPr>
             <w:tcW w:w="3120" w:type="dxa"/>
@@ -6742,6 +6484,7 @@
   <w:style w:type="character" w:default="1" w:styleId="DefaultParagraphFont">
     <w:name w:val="Default Paragraph Font"/>
     <w:uiPriority w:val="1"/>
+    <w:semiHidden/>
     <w:unhideWhenUsed/>
   </w:style>
   <w:style w:type="table" w:default="1" w:styleId="TableNormal">
